--- a/copyright/源程序.docx
+++ b/copyright/源程序.docx
@@ -29599,7 +29599,7 @@
         <w:color w:val="555555"/>
         <w:sz w:val="18"/>
       </w:rPr>
-      <w:t>面料显微图像双模型智能识别软件 V1.0.0</w:t>
+      <w:t>纯面料及混纺双模型智能识别软件 V1.0.0</w:t>
     </w:r>
   </w:p>
 </w:hdr>

--- a/copyright/源程序.docx
+++ b/copyright/源程序.docx
@@ -35,7 +35,7 @@
           <w:rFonts w:ascii="Consolas" w:hAnsi="Consolas"/>
           <w:sz w:val="18"/>
         </w:rPr>
-        <w:t>"""面料显微图像双模型识别参考实现。</w:t>
+        <w:t>"""纯面料及混纺双模型智能识别软件参考实现。</w:t>
       </w:r>
     </w:p>
     <w:p>
